--- a/Assets/AI/Documentacion/Manual_Integracion_SilicaII.docx
+++ b/Assets/AI/Documentacion/Manual_Integracion_SilicaII.docx
@@ -5377,6 +5377,67 @@
       </w:tr>
     </w:tbl>
     <w:p/>
+    <w:p>
+      <w:r>
+        <w:br w:type="page"/>
+      </w:r>
+    </w:p>
+    <w:p>
+      <w:pPr>
+        <w:pStyle w:val="Heading1"/>
+      </w:pPr>
+      <w:r>
+        <w:t>Configurar Primera/Tercera Persona</w:t>
+      </w:r>
+    </w:p>
+    <w:p>
+      <w:pPr>
+        <w:pStyle w:val="ListBullet"/>
+      </w:pPr>
+      <w:r>
+        <w:t>Agregar PlayerPerspectiveController al Player o a un binding local del Player.</w:t>
+      </w:r>
+    </w:p>
+    <w:p>
+      <w:pPr>
+        <w:pStyle w:val="ListBullet"/>
+      </w:pPr>
+      <w:r>
+        <w:t>Asignar firstPersonCameraRoot y firstPersonVisualRoot con los objetos usados en la vista actual.</w:t>
+      </w:r>
+    </w:p>
+    <w:p>
+      <w:pPr>
+        <w:pStyle w:val="ListBullet"/>
+      </w:pPr>
+      <w:r>
+        <w:t>Asignar thirdPersonCameraRoot y thirdPersonVisualRoot con la camara/rig 3P y el modelo visual del robot.</w:t>
+      </w:r>
+    </w:p>
+    <w:p>
+      <w:pPr>
+        <w:pStyle w:val="ListBullet"/>
+      </w:pPr>
+      <w:r>
+        <w:t>Asignar PlayerPerspectiveController en PlayerInputHandler. La accion Player.Camera, actualmente tecla C/gamepad buttonEast, alterna el modo.</w:t>
+      </w:r>
+    </w:p>
+    <w:p>
+      <w:pPr>
+        <w:pStyle w:val="ListBullet"/>
+      </w:pPr>
+      <w:r>
+        <w:t>Agregar PlayerAnimatorPresenter al visual 3P y asignar MovementController y Animator.</w:t>
+      </w:r>
+    </w:p>
+    <w:p>
+      <w:pPr>
+        <w:pStyle w:val="ListBullet"/>
+      </w:pPr>
+      <w:r>
+        <w:t>No agregar StarterAssetsInputs, ThirdPersonController, RespawnPlayer, MotionAudioController ni PlayerInput del prefab importado.</w:t>
+      </w:r>
+    </w:p>
     <w:sectPr>
       <w:pgSz w:w="12240" w:h="15840"/>
       <w:pgMar w:top="792" w:right="893" w:bottom="792" w:left="893" w:header="720" w:footer="720" w:gutter="0"/>

--- a/Assets/AI/Documentacion/Manual_Integracion_SilicaII.docx
+++ b/Assets/AI/Documentacion/Manual_Integracion_SilicaII.docx
@@ -5438,6 +5438,166 @@
         <w:t>No agregar StarterAssetsInputs, ThirdPersonController, RespawnPlayer, MotionAudioController ni PlayerInput del prefab importado.</w:t>
       </w:r>
     </w:p>
+    <w:p>
+      <w:r>
+        <w:br w:type="page"/>
+      </w:r>
+    </w:p>
+    <w:p>
+      <w:pPr>
+        <w:pStyle w:val="Heading1"/>
+      </w:pPr>
+      <w:r>
+        <w:t>Checklist de integracion: PlayerRobotVisual en escena</w:t>
+      </w:r>
+    </w:p>
+    <w:p>
+      <w:pPr>
+        <w:pStyle w:val="ListBullet"/>
+      </w:pPr>
+      <w:r>
+        <w:t>En Pablo_TestMechanics.unity, usar el Player existente como raiz funcional. No reemplazarlo por el prefab importado.</w:t>
+      </w:r>
+    </w:p>
+    <w:p>
+      <w:pPr>
+        <w:pStyle w:val="ListBullet"/>
+      </w:pPr>
+      <w:r>
+        <w:t>Instanciar PlayerRobot.prefab como hijo del Player y nombrarlo PlayerRobotVisual. Dejarlo inactivo para que el modo inicial sea primera persona.</w:t>
+      </w:r>
+    </w:p>
+    <w:p>
+      <w:pPr>
+        <w:pStyle w:val="ListBullet"/>
+      </w:pPr>
+      <w:r>
+        <w:t>Agregar PlayerPerspectiveController al Player y asignar Third Person Visual Root a PlayerRobotVisual y Shared Camera Transform a Main Camera. No configurar roots separados si la escena usa camara compartida.</w:t>
+      </w:r>
+    </w:p>
+    <w:p>
+      <w:pPr>
+        <w:pStyle w:val="ListBullet"/>
+      </w:pPr>
+      <w:r>
+        <w:t>Ajustar First Person Local Position/Euler y Third Person Local Position/Euler para encuadrar la camara compartida.</w:t>
+      </w:r>
+    </w:p>
+    <w:p>
+      <w:pPr>
+        <w:pStyle w:val="ListBullet"/>
+      </w:pPr>
+      <w:r>
+        <w:t>Agregar PlayerAnimatorPresenter al Player y asignar movementController al MovementController del Player, y animator al Animator principal del visual Robot.</w:t>
+      </w:r>
+    </w:p>
+    <w:p>
+      <w:pPr>
+        <w:pStyle w:val="ListBullet"/>
+      </w:pPr>
+      <w:r>
+        <w:t>En PlayerInputHandler, asignar perspectiveController al PlayerPerspectiveController del mismo Player. No usar bus estatico ni busqueda global para resolver esta referencia.</w:t>
+      </w:r>
+    </w:p>
+    <w:p>
+      <w:pPr>
+        <w:pStyle w:val="ListBullet"/>
+      </w:pPr>
+      <w:r>
+        <w:t>Verificar que PlayerRobot.prefab siga siendo visual-only antes de usarlo en otra escena.</w:t>
+      </w:r>
+    </w:p>
+    <w:p>
+      <w:pPr>
+        <w:pStyle w:val="Heading2"/>
+      </w:pPr>
+      <w:r>
+        <w:t>Ajuste vigente: robot visible y perspectiva por camara</w:t>
+      </w:r>
+    </w:p>
+    <w:p>
+      <w:r>
+        <w:t>Para integrar perspectiva, dejar PlayerRobotVisual activo como hijo del Player. En PlayerPerspectiveController asignar solo Shared Camera Transform a Main Camera y ajustar los offsets first/third person. No existe campo Third Person Visual Root en el flujo vigente.</w:t>
+      </w:r>
+    </w:p>
+    <w:p>
+      <w:pPr>
+        <w:pStyle w:val="Heading2"/>
+      </w:pPr>
+      <w:r>
+        <w:t>Configurar audio de pasos por AnimationEvent</w:t>
+      </w:r>
+    </w:p>
+    <w:p>
+      <w:r>
+        <w:t>Para un personaje visual con Animator, agregar PlayerFootstepAnimationEvents al mismo GameObject que recibe los AnimationEvents OnFootstep y asignar PlayerAudioFeedback del Player funcional. Los cues PlayerWalk/PlayerMetalWalk deben ser no-loop porque cada evento reproduce un impacto discreto.</w:t>
+      </w:r>
+    </w:p>
+    <w:p>
+      <w:pPr>
+        <w:pStyle w:val="Heading2"/>
+      </w:pPr>
+      <w:r>
+        <w:t>Configurar AnimationEvent OnLand</w:t>
+      </w:r>
+    </w:p>
+    <w:p>
+      <w:r>
+        <w:t>Si un clip de aterrizaje contiene AnimationEvent OnLand, el GameObject del Animator debe tener PlayerFootstepAnimationEvents asignado al PlayerAudioFeedback del Player funcional. No agregar scripts StarterAssets para satisfacer este evento.</w:t>
+      </w:r>
+    </w:p>
+    <w:p>
+      <w:pPr>
+        <w:pStyle w:val="Heading2"/>
+      </w:pPr>
+      <w:r>
+        <w:t>Verificar audio de salto y pasos</w:t>
+      </w:r>
+    </w:p>
+    <w:p>
+      <w:r>
+        <w:t>Para probar audio de locomocion: comprobar que AudioService tenga Audio Cue Library_SO, que PlayerAudioFeedback apunte a MovementController y AudioService, y que PlayerFootstepAnimationEvents apunte al PlayerAudioFeedback. Los warnings de AudioService indican si falta un cue o clip.</w:t>
+      </w:r>
+    </w:p>
+    <w:p>
+      <w:pPr>
+        <w:pStyle w:val="Heading2"/>
+      </w:pPr>
+      <w:r>
+        <w:t>Configurar sonidos base de locomocion</w:t>
+      </w:r>
+    </w:p>
+    <w:p>
+      <w:r>
+        <w:t>En Audio Cue Library_SO asignar Player Walk Base a WalkBase y Player Jump Base a JumpBase. Las superficies especializadas deben exponer tags con Grass o Metal en el nombre para activar las variantes correspondientes; cualquier otro tag usa los sonidos base.</w:t>
+      </w:r>
+    </w:p>
+    <w:p>
+      <w:pPr>
+        <w:pStyle w:val="Heading2"/>
+      </w:pPr>
+      <w:r>
+        <w:t>Ajustar repeticion de pasos</w:t>
+      </w:r>
+    </w:p>
+    <w:p>
+      <w:r>
+        <w:t>En PlayerAudioFeedback ajustar minFootstepSpeed, walkFootstepInterval, sprintFootstepInterval y landingCooldown si los pasos se sienten adelantados, atrasados o repetidos. Mantener landingUsesAnimationEvent activo cuando el Animator tenga OnLand para evitar doble aterrizaje.</w:t>
+      </w:r>
+    </w:p>
+    <w:p>
+      <w:pPr>
+        <w:pStyle w:val="Heading2"/>
+      </w:pPr>
+      <w:r>
+        <w:t>Checklist: audio de locomocion simplificado</w:t>
+      </w:r>
+    </w:p>
+    <w:p>
+      <w:r>
+        <w:t>Para pasos y caida, verificar que el Animator emita OnFootstep/OnLand y que PlayerFootstepAnimationEvents apunte a PlayerAudioFeedback. No configurar filtros de ritmo ni sonido de inicio de salto. Para jetpack, asignar un clip valido en el AudioCue Jetpack; si falta, AudioService emitira warning.</w:t>
+      </w:r>
+    </w:p>
     <w:sectPr>
       <w:pgSz w:w="12240" w:h="15840"/>
       <w:pgMar w:top="792" w:right="893" w:bottom="792" w:left="893" w:header="720" w:footer="720" w:gutter="0"/>

--- a/Assets/AI/Documentacion/Manual_Integracion_SilicaII.docx
+++ b/Assets/AI/Documentacion/Manual_Integracion_SilicaII.docx
@@ -576,6 +576,14 @@
     </w:p>
     <w:p>
       <w:pPr>
+        <w:pStyle w:val="ListBullet"/>
+      </w:pPr>
+      <w:r>
+        <w:t>En PlayerAnimatorPresenter no hay campo de Inspector para el umbral de Jump ni para los grados de tilt del jetpack: son constantes internas pequenas. Si el salto visual o la inclinacion vuelven a sentirse tarde o prematuros, ajustar el codigo de forma deliberada, no como perilla de escena.</w:t>
+      </w:r>
+    </w:p>
+    <w:p>
+      <w:pPr>
         <w:pStyle w:val="ListNumber"/>
       </w:pPr>
       <w:r>
@@ -2861,6 +2869,11 @@
       </w:pPr>
       <w:r>
         <w:t>Crear un objeto de escena para SaveLoadSceneBinding.</w:t>
+      </w:r>
+    </w:p>
+    <w:p>
+      <w:r>
+        <w:t>En Menu.unity, agregar en Canvas MainMenuManager, SceneLoadService y SaveLoadSceneBinding. Asignar MainMenuManager.mainPanel a MenuButton, bannerPanel a BannerGame, playPanel a Play_Panel, optionsPanel a OptionsPanel, creditsPanel a CreditsPanel, sceneLoaderBehaviour a SceneLoadService y saveSlotReaderBehaviour/gameSessionLoaderBehaviour a SaveLoadSceneBinding. En Play_Panel, configurar NewGame con SaveSlot modo NewGame y LoadGame con SaveSlot modo LoadGame; ambos apuntan al mismo SaveLoadSceneBinding. Botones: Jugar -&gt; ShowPlayMenu; Opciones -&gt; ShowOptions; Creditos -&gt; ShowCredits y llamadas directas BannerGame.SetActive(false) / CreditsPanel.SetActive(true); cierre de Creditos -&gt; ShowMainMenu y llamadas directas BannerGame.SetActive(true) / CreditsPanel.SetActive(false); cierres de otros paneles -&gt; ShowMainMenu.</w:t>
       </w:r>
     </w:p>
     <w:p>
@@ -4795,6 +4808,14 @@
       </w:pPr>
       <w:r>
         <w:t>Jetpack y Movement</w:t>
+      </w:r>
+    </w:p>
+    <w:p>
+      <w:pPr>
+        <w:pStyle w:val="ListBullet"/>
+      </w:pPr>
+      <w:r>
+        <w:t>Ajustar jetpackRampUpTime en Movement Config para el inicio del jetpack. Valor actual: 0.45. Subirlo suaviza mas el arranque; bajarlo lo vuelve mas inmediato.</w:t>
       </w:r>
     </w:p>
     <w:p>
@@ -5403,7 +5424,7 @@
         <w:pStyle w:val="ListBullet"/>
       </w:pPr>
       <w:r>
-        <w:t>Asignar firstPersonCameraRoot y firstPersonVisualRoot con los objetos usados en la vista actual.</w:t>
+        <w:t>Asignar Shared Camera Transform a la Main Camera que vive bajo el rig actual. No configurar roots separados: el sistema vigente cambia offsets de una camara compartida.</w:t>
       </w:r>
     </w:p>
     <w:p>
@@ -5411,7 +5432,7 @@
         <w:pStyle w:val="ListBullet"/>
       </w:pPr>
       <w:r>
-        <w:t>Asignar thirdPersonCameraRoot y thirdPersonVisualRoot con la camara/rig 3P y el modelo visual del robot.</w:t>
+        <w:t>Ajustar First Person Local Position/Euler y Third Person Local Position/Euler hasta que el encuadre sea correcto. El visual del robot permanece como hijo del Player y no reemplaza al Player funcional.</w:t>
       </w:r>
     </w:p>
     <w:p>
@@ -5427,7 +5448,7 @@
         <w:pStyle w:val="ListBullet"/>
       </w:pPr>
       <w:r>
-        <w:t>Agregar PlayerAnimatorPresenter al visual 3P y asignar MovementController y Animator.</w:t>
+        <w:t>Agregar PlayerAnimatorPresenter al Player y asignar MovementController, Animator del visual y Visual Tilt Root. En Pablo_TestMechanics.unity, Visual Tilt Root apunta al transform PlayerRobotVisual para inclinar el cuerpo durante jetpack.</w:t>
       </w:r>
     </w:p>
     <w:p>
@@ -5464,7 +5485,7 @@
         <w:pStyle w:val="ListBullet"/>
       </w:pPr>
       <w:r>
-        <w:t>Instanciar PlayerRobot.prefab como hijo del Player y nombrarlo PlayerRobotVisual. Dejarlo inactivo para que el modo inicial sea primera persona.</w:t>
+        <w:t>Instanciar PlayerRobot.prefab como hijo del Player y nombrarlo PlayerRobotVisual. Mantenerlo como visual-only: sin input propio, movimiento, camara, AudioListener, inventario, scanner ni servicios.</w:t>
       </w:r>
     </w:p>
     <w:p>
@@ -5472,7 +5493,12 @@
         <w:pStyle w:val="ListBullet"/>
       </w:pPr>
       <w:r>
-        <w:t>Agregar PlayerPerspectiveController al Player y asignar Third Person Visual Root a PlayerRobotVisual y Shared Camera Transform a Main Camera. No configurar roots separados si la escena usa camara compartida.</w:t>
+        <w:t>Agregar PlayerPerspectiveController al Player y asignar Shared Camera Transform a Main Camera. No configurar roots separados; la escena vigente usa camara compartida y offsets first/third person.</w:t>
+      </w:r>
+    </w:p>
+    <w:p>
+      <w:r>
+        <w:t>Agregar PlayerCameraMotion a Main Camera y asignar MovementController del Player, Camera Transform a la misma Main Camera y Footstep Events al PlayerFootstepAnimationEvents del visual. El bob se dispara desde AnimationEvent OnFootstep y solo se aplica con input de movimiento, grounded y jetpack inactivo. Ajustar walk/run step amplitude, stepDuration y smoothTime solo para sensacion visual; no usarlo para mover al Player.</w:t>
       </w:r>
     </w:p>
     <w:p>
@@ -5488,7 +5514,7 @@
         <w:pStyle w:val="ListBullet"/>
       </w:pPr>
       <w:r>
-        <w:t>Agregar PlayerAnimatorPresenter al Player y asignar movementController al MovementController del Player, y animator al Animator principal del visual Robot.</w:t>
+        <w:t>Agregar PlayerAnimatorPresenter al Player y asignar movementController al MovementController del Player, animator al Animator principal del visual Robot y visualTiltRoot al transform PlayerRobotVisual. Si visualTiltRoot falta, el jetpack funciona pero no se aplica inclinacion visual.</w:t>
       </w:r>
     </w:p>
     <w:p>

--- a/Assets/AI/Documentacion/Manual_Integracion_SilicaII.docx
+++ b/Assets/AI/Documentacion/Manual_Integracion_SilicaII.docx
@@ -4849,7 +4849,7 @@
     </w:p>
     <w:p>
       <w:r>
-        <w:t>Crear GameSettings.asset, asignarlo a GameSettingsService, arrastrar service a Settings UI y pauseServiceBehaviour al PauseMenuManager.</w:t>
+        <w:t>Crear GameSettings.asset y asignarlo a GameSettingsService. En Menu.unity, OptionsMenuManager debe referenciar sliders de brillo/musica/efectos/volumen maestro, fullscreenToggle, SoundSettings, GraphicsSettings y el GameSettingsService. El boton APLICAR llama ApplySettings; RESTABLECER llama ResetSettings. En Pablo_TestMechanics.unity, agregar GameSettingsService y GameSettingsRuntimeApplier en Systems, asignar el mismo GameSettings.asset, MainMixer y Global Volume para que gameplay cargue PlayerPrefs y aplique fullscreen/audio/brillo al iniciar.</w:t>
       </w:r>
     </w:p>
     <w:p>
@@ -4857,7 +4857,7 @@
         <w:pStyle w:val="ListBullet"/>
       </w:pPr>
       <w:r>
-        <w:t>Flujo esperado: OptionsMenuManager aplica sliders/toggles al servicio; el servicio persiste PlayerPrefs y propaga valores a graficos/audio.</w:t>
+        <w:t>Flujo esperado: OptionsMenuManager aplica sliders/toggles al servicio, el servicio persiste PlayerPrefs, SoundSettings aplica parametros MasterVol/MusicVol/SFXVol en MainMixer y GraphicsSettings aplica fullscreen/brillo; en Menu.unity el brillo usa Canvas/ZZ_BrightnessOverlay_RuntimeVisual como imagen fullscreen no interactiva. Configurar GameSettings.defaultBrightness en 0.6 para que RESTABLECER vuelva al punto neutral; 0 oscurece con negro alpha 242/255 y 1 aclara con blanco alpha 8/255. GameSettingsRuntimeApplier repite la aplicacion en cada escena runtime sin usar singletons ni busquedas globales; el brillo se aplica con ColorAdjustments.postExposure cuando hay Global Volume asignado.</w:t>
       </w:r>
     </w:p>
     <w:p>
@@ -5622,6 +5622,29 @@
     <w:p>
       <w:r>
         <w:t>Para pasos y caida, verificar que el Animator emita OnFootstep/OnLand y que PlayerFootstepAnimationEvents apunte a PlayerAudioFeedback. No configurar filtros de ritmo ni sonido de inicio de salto. Para jetpack, asignar un clip valido en el AudioCue Jetpack; si falta, AudioService emitira warning.</w:t>
+      </w:r>
+    </w:p>
+    <w:p>
+      <w:r>
+        <w:t>Checklist SaveLoad/Scanner: en SaveParticipantRegistry asignar solo ISaveParticipant directos; no arrastrar InventoryController como participante porque PlayerSaveParticipant ya lo persiste. En restores tempranos, HealthBehaviour no debe depender del orden de Awake. En ScannerTrigger, asignar Animator con controller o aceptar no-op defensivo si el visual esta desactivado.</w:t>
+      </w:r>
+    </w:p>
+    <w:p>
+      <w:r>
+        <w:t>Para configurar preferencias en Pablo_TestMechanics: agregar GameSettingsService y GameSettingsRuntimeApplier en Systems; asignar GameSettings.asset, MainMixer y Global Volume. En AudioService, asignar defaultOutputGroup al grupo SFX del MainMixer; sin esa referencia, los AudioSource creados por AudioService no pasan por el mixer y los sliders de volumen no se reflejan en gameplay.</w:t>
+      </w:r>
+    </w:p>
+    <w:p>
+      <w:pPr>
+        <w:pStyle w:val="Heading2"/>
+      </w:pPr>
+      <w:r>
+        <w:t>Configurar audio del menu</w:t>
+      </w:r>
+    </w:p>
+    <w:p>
+      <w:r>
+        <w:t>En Menu.unity, seleccionar Canvas y agregar/asignar AudioService. Configurar AudioService.audioLibrary con Audio Cue Library_SO y defaultOutputGroup con SFX de MainMixer. En cada ButtonAccessibility asignar audioServiceBehaviour al AudioService del Canvas para hover/click. En SegmentedSliderInteractive asignar audioServiceBehaviour al mismo AudioService para ticks de volumen maestro. Verificar que AudioCueLibrary_SO tenga UIHover, UIClick, UIApply, UIReset, UISliderTick, UISliderLimit y UIError apuntando a assets de Sounds/Menu.</w:t>
       </w:r>
     </w:p>
     <w:sectPr>

--- a/Assets/AI/Documentacion/Manual_Integracion_SilicaII.docx
+++ b/Assets/AI/Documentacion/Manual_Integracion_SilicaII.docx
@@ -563,7 +563,7 @@
         <w:pStyle w:val="ListNumber"/>
       </w:pPr>
       <w:r>
-        <w:t>Crear servicios de escena: SaveLoadSceneBinding, SaveParticipantRegistry, GameSettingsService, GamePauseService y servicios de mundo/audio segun escena.</w:t>
+        <w:t>Crear servicios de escena: SaveLoadSceneBinding, SaveParticipantRegistry, SceneLoadService, GameSettingsService, GamePauseService y servicios de mundo/audio segun escena. SceneLoadService y GamePauseService deben asignarse por Inspector; no existen fallbacks runtime para suplir referencias faltantes.</w:t>
       </w:r>
     </w:p>
     <w:p>
@@ -2873,7 +2873,7 @@
     </w:p>
     <w:p>
       <w:r>
-        <w:t>En Menu.unity, agregar en Canvas MainMenuManager, SceneLoadService y SaveLoadSceneBinding. Asignar MainMenuManager.mainPanel a MenuButton, bannerPanel a BannerGame, playPanel a Play_Panel, optionsPanel a OptionsPanel, creditsPanel a CreditsPanel, sceneLoaderBehaviour a SceneLoadService y saveSlotReaderBehaviour/gameSessionLoaderBehaviour a SaveLoadSceneBinding. En Play_Panel, configurar NewGame con SaveSlot modo NewGame y LoadGame con SaveSlot modo LoadGame; ambos apuntan al mismo SaveLoadSceneBinding. Botones: Jugar -&gt; ShowPlayMenu; Opciones -&gt; ShowOptions; Creditos -&gt; ShowCredits y llamadas directas BannerGame.SetActive(false) / CreditsPanel.SetActive(true); cierre de Creditos -&gt; ShowMainMenu y llamadas directas BannerGame.SetActive(true) / CreditsPanel.SetActive(false); cierres de otros paneles -&gt; ShowMainMenu.</w:t>
+        <w:t>En Menu.unity, agregar en Canvas MainMenuManager, SceneLoadService y SaveLoadSceneBinding. Asignar MainMenuManager.mainPanel a MenuButton, bannerPanel a BannerGame, playPanel a Play_Panel, optionsPanel a OptionsPanel, creditsPanel a CreditsPanel, sceneLoaderBehaviour a SceneLoadService y saveSlotReaderBehaviour/gameSessionLoaderBehaviour a SaveLoadSceneBinding. En Play_Panel, configurar NewGame con SaveSlot modo NewGame y LoadGame con SaveSlot modo LoadGame; ambos apuntan al mismo SaveLoadSceneBinding. Botones: Jugar -&gt; ShowPlayMenu; Opciones -&gt; ShowOptions; Creditos -&gt; ShowCredits y llamadas directas BannerGame.SetActive(false) / CreditsPanel.SetActive(true); cierre de Creditos -&gt; ShowMainMenu y llamadas directas BannerGame.SetActive(true) / CreditsPanel.SetActive(false); cierres de otros paneles -&gt; ShowMainMenu. Si sceneLoaderBehaviour queda vacio o apunta a un componente que no implementa ISceneLoader, el flujo debe advertir y no cargar escena.</w:t>
       </w:r>
     </w:p>
     <w:p>
@@ -2889,7 +2889,7 @@
         <w:pStyle w:val="ListNumber"/>
       </w:pPr>
       <w:r>
-        <w:t>Crear o ubicar SaveParticipantRegistry y asignar participantes persistentes.</w:t>
+        <w:t>Crear o ubicar SaveParticipantRegistry y asignar participantes persistentes en participantBehaviours. Esta lista explicita es la ruta principal de persistencia; includeParticipantsOnThisObject/includeParticipantsInChildren deben quedar apagados salvo migracion temporal.</w:t>
       </w:r>
     </w:p>
     <w:p>
@@ -2905,7 +2905,7 @@
         <w:pStyle w:val="ListNumber"/>
       </w:pPr>
       <w:r>
-        <w:t>Agregar QuestSystem como participante si el progreso de misiones debe persistir.</w:t>
+        <w:t>Agregar QuestSystem como participante explicito en SaveParticipantRegistry.participantBehaviours si el progreso de misiones debe persistir. RunProjectHealthCheck falla si detecta un QuestSystem de escena/prefab sin este registro.</w:t>
       </w:r>
     </w:p>
     <w:p>
@@ -4754,7 +4754,7 @@
     </w:p>
     <w:p>
       <w:r>
-        <w:t>Asignar player/camera en detector, canal de UI para panel, canal de scanner para feedback, y referencias de audio por Inspector.</w:t>
+        <w:t>Asignar player/camera en detector, canal de UI para panel, canal de scanner para feedback, referencias de audio por Inspector y, en ScannerTrigger, pivotScan, scanAnimator y scanRenderer. No dejar que ScannerTrigger resuelva Renderer por busqueda local. Los .anim/.controller del scanner deben ubicarse en Assets/Project/Animations/Scanner.</w:t>
       </w:r>
     </w:p>
     <w:p>
@@ -4936,7 +4936,7 @@
     </w:p>
     <w:p>
       <w:r>
-        <w:t>Asignar quests y questChannel; incluir QuestSystem en SaveParticipantRegistry o en participantes encontrados por hijos.</w:t>
+        <w:t>Asignar quests y questChannel; incluir QuestSystem explicitamente en SaveParticipantRegistry.participantBehaviours si el progreso de misiones debe persistir. Verificar con RunProjectHealthCheck despues de cablear la escena.</w:t>
       </w:r>
     </w:p>
     <w:p>
@@ -4965,7 +4965,7 @@
     </w:p>
     <w:p>
       <w:r>
-        <w:t>Crear SaveLoadSceneBinding en cada escena relevante, asignar registry/itemDatabase/sceneLoader y registrar participantes.</w:t>
+        <w:t>Crear SaveLoadSceneBinding en cada escena relevante, asignar registry/itemDatabase/sceneLoader y registrar participantes explicitamente en SaveParticipantRegistry.participantBehaviours.</w:t>
       </w:r>
     </w:p>
     <w:p>
@@ -5448,7 +5448,7 @@
         <w:pStyle w:val="ListBullet"/>
       </w:pPr>
       <w:r>
-        <w:t>Agregar PlayerAnimatorPresenter al Player y asignar MovementController, Animator del visual y Visual Tilt Root. En Pablo_TestMechanics.unity, Visual Tilt Root apunta al transform PlayerRobotVisual para inclinar el cuerpo durante jetpack.</w:t>
+        <w:t>Agregar PlayerAnimatorPresenter al Player y asignar MovementController, Animator del visual y Visual Tilt Root. El Animator debe tener los parametros Speed(float), Grounded(bool), Jump(bool), FreeFall(bool), MotionSpeed(float), y el estado Idle Walk Run Blend en layer 0. Si falta alguno, el presenter emite warning y evita escribir ese parametro.</w:t>
       </w:r>
     </w:p>
     <w:p>
@@ -5498,7 +5498,7 @@
     </w:p>
     <w:p>
       <w:r>
-        <w:t>Agregar PlayerCameraMotion a Main Camera y asignar MovementController del Player, Camera Transform a la misma Main Camera y Footstep Events al PlayerFootstepAnimationEvents del visual. El bob se dispara desde AnimationEvent OnFootstep y solo se aplica con input de movimiento, grounded y jetpack inactivo. Ajustar walk/run step amplitude, stepDuration y smoothTime solo para sensacion visual; no usarlo para mover al Player.</w:t>
+        <w:t>Agregar PlayerCameraMotion a Main Camera y asignar MovementController del Player, Camera Transform a la misma Main Camera y Footstep Events al PlayerFootstepAnimationEvents del visual. El bob se dispara solo desde AnimationEvent OnFootstep; si no llegan eventos, la camara no inventa movimiento. Ajustar walk/run amplitude, stepDuration y smoothTime solo despues de validar los eventos.</w:t>
       </w:r>
     </w:p>
     <w:p>
@@ -5556,7 +5556,7 @@
     </w:p>
     <w:p>
       <w:r>
-        <w:t>Para un personaje visual con Animator, agregar PlayerFootstepAnimationEvents al mismo GameObject que recibe los AnimationEvents OnFootstep y asignar PlayerAudioFeedback del Player funcional. Los cues PlayerWalk/PlayerMetalWalk deben ser no-loop porque cada evento reproduce un impacto discreto.</w:t>
+        <w:t>Para un personaje visual con Animator, agregar PlayerFootstepAnimationEvents al mismo GameObject que recibe los AnimationEvents OnFootstep y OnLand, y asignar PlayerAudioFeedback del Player funcional. Los cues de pasos deben ser no-loop porque cada evento reproduce un impacto discreto.</w:t>
       </w:r>
     </w:p>
     <w:p>
@@ -5608,7 +5608,7 @@
     </w:p>
     <w:p>
       <w:r>
-        <w:t>En PlayerAudioFeedback ajustar minFootstepSpeed, walkFootstepInterval, sprintFootstepInterval y landingCooldown si los pasos se sienten adelantados, atrasados o repetidos. Mantener landingUsesAnimationEvent activo cuando el Animator tenga OnLand para evitar doble aterrizaje.</w:t>
+        <w:t>No configurar filtros de ritmo en PlayerAudioFeedback. Los pasos vienen de OnFootstep y el aterrizaje viene de OnLand; PlayerFootstepAnimationEvents solo filtra duplicados muy cercanos por blending del Animator.</w:t>
       </w:r>
     </w:p>
     <w:p>
@@ -5621,12 +5621,12 @@
     </w:p>
     <w:p>
       <w:r>
-        <w:t>Para pasos y caida, verificar que el Animator emita OnFootstep/OnLand y que PlayerFootstepAnimationEvents apunte a PlayerAudioFeedback. No configurar filtros de ritmo ni sonido de inicio de salto. Para jetpack, asignar un clip valido en el AudioCue Jetpack; si falta, AudioService emitira warning.</w:t>
+        <w:t>Para pasos, caida y camara, verificar que el Animator emita OnFootstep/OnLand y que PlayerFootstepAnimationEvents apunte a PlayerAudioFeedback. No configurar sonido de inicio de salto. Para jetpack, asignar un clip valido en el AudioCue Jetpack; el loop solo debe sonar cuando MovementController.IsJetpackConsumingFuel() sea verdadero.</w:t>
       </w:r>
     </w:p>
     <w:p>
       <w:r>
-        <w:t>Checklist SaveLoad/Scanner: en SaveParticipantRegistry asignar solo ISaveParticipant directos; no arrastrar InventoryController como participante porque PlayerSaveParticipant ya lo persiste. En restores tempranos, HealthBehaviour no debe depender del orden de Awake. En ScannerTrigger, asignar Animator con controller o aceptar no-op defensivo si el visual esta desactivado.</w:t>
+        <w:t>Checklist SaveLoad/Scanner: en SaveParticipantRegistry asignar solo ISaveParticipant directos en participantBehaviours; no arrastrar InventoryController como participante porque PlayerSaveParticipant ya lo persiste. Mantener apagado el auto-descubrimiento local salvo migracion temporal. En restores tempranos, HealthBehaviour no debe depender del orden de Awake. En ScannerTrigger, asignar Animator con controller o aceptar no-op defensivo si el visual no esta listo. ScannerTrigger debe tener pivotScan, scanAnimator y scanRenderer cableados por Inspector; si falta alguno, warning + no-op parcial.</w:t>
       </w:r>
     </w:p>
     <w:p>
@@ -5645,6 +5645,45 @@
     <w:p>
       <w:r>
         <w:t>En Menu.unity, seleccionar Canvas y agregar/asignar AudioService. Configurar AudioService.audioLibrary con Audio Cue Library_SO y defaultOutputGroup con SFX de MainMixer. En cada ButtonAccessibility asignar audioServiceBehaviour al AudioService del Canvas para hover/click. En SegmentedSliderInteractive asignar audioServiceBehaviour al mismo AudioService para ticks de volumen maestro. Verificar que AudioCueLibrary_SO tenga UIHover, UIClick, UIApply, UIReset, UISliderTick, UISliderLimit y UIError apuntando a assets de Sounds/Menu.</w:t>
+      </w:r>
+    </w:p>
+    <w:p>
+      <w:pPr>
+        <w:pStyle w:val="Heading2"/>
+      </w:pPr>
+      <w:r>
+        <w:t>Configurar loading de menu</w:t>
+      </w:r>
+    </w:p>
+    <w:p>
+      <w:r>
+        <w:t>En Menu.unity, crear o asignar Canvas/LoadingImage como imagen fullscreen inicialmente desactivada. En cada SaveSlot de NewGame/LoadGame, asignar loadingImage a ese objeto y configurar minimumLoadingTime/fadeOutDuration segun la sensacion deseada. El OnClick del boton debe llamar SaveSlot.OnSlotPressed, no una carga directa de escena ni un metodo de MainMenuManager que cargue por indice. Al entrar, SaveSlot muestra el loading y delega en SaveLoadSceneBinding para cargar o crear la sesion.</w:t>
+      </w:r>
+    </w:p>
+    <w:p>
+      <w:pPr>
+        <w:pStyle w:val="Heading2"/>
+      </w:pPr>
+      <w:r>
+        <w:t>Configurar fade in de escena destino</w:t>
+      </w:r>
+    </w:p>
+    <w:p>
+      <w:r>
+        <w:t>En la escena de gameplay, crear un overlay fullscreen bajo el Canvas principal, agregar Image negra y SceneFadeInOnStart. Asignar fadeGraphic a esa Image y ajustar fadeInDuration desde Inspector. El objeto debe iniciar activo para que el fade se ejecute al entrar a la escena y se desactive al terminar.</w:t>
+      </w:r>
+    </w:p>
+    <w:p>
+      <w:pPr>
+        <w:pStyle w:val="Heading2"/>
+      </w:pPr>
+      <w:r>
+        <w:t>Verificar audio de jetpack</w:t>
+      </w:r>
+    </w:p>
+    <w:p>
+      <w:r>
+        <w:t>Para probar el jetpack, agotar el fuel y mantener el input activo: el sonido PlayerJetpack no debe reproducirse si IsJetpackConsumingFuel es falso. Al recargar/restaurar fuel y volver a consumirlo, el loop debe iniciar de nuevo desde PlayerAudioFeedback usando AudioService.</w:t>
       </w:r>
     </w:p>
     <w:sectPr>
